--- a/Seminario de Sistemas/Kit docente/Clase 8/Guion Docente Clase 8 - Introduccion a UML.docx
+++ b/Seminario de Sistemas/Kit docente/Clase 8/Guion Docente Clase 8 - Introduccion a UML.docx
@@ -192,13 +192,16 @@
       </w:r>
     </w:p>
     <w:p>
+      <w:pPr>
+        <w:spacing w:before="200" w:after="60"/>
+      </w:pPr>
       <w:r>
         <w:rPr>
-          <w:b w:val="0"/>
-          <w:color w:val="4A4A49"/>
-          <w:sz w:val="22"/>
+          <w:b/>
+          <w:color w:val="1A1C1D"/>
+          <w:sz w:val="32"/>
         </w:rPr>
-        <w:t>UML significa Lenguaje Unificado de Modelado y nacio en los anos noventa para resolver un problema muy concreto: tres personas leian la misma frase en espanol y entendian tres sistemas distintos. Es un lenguaje grafico estandarizado, no un lenguaje de programacion y no una herramienta; usted puede dibujar UML valido en draw.io, en Mermaid o en el tablero con marcador, porque lo que esta normalizado es el significado de las cajas, las lineas y los numeros, no el programa donde se pintan. La especificacion tiene catorce tipos de diagrama, pero en la vida real de un analista se usan cuatro o cinco de forma constante y los demas se consultan cuando se necesitan; querer aprender los catorce es la manera mas rapida de no aprender ninguno. En VetCare, la frase un dueno puede tener varias mascotas parece clarisima hasta que alguien pregunta si una mascota puede tener dos duenos, si el dueno existe antes de registrar la mascota o si al borrar el dueno desaparece la mascota; el diagrama contesta esas tres preguntas con dos numeros y una linea, y ahi es donde UML se gana el sueldo.</w:t>
+        <w:t>Apoyo por diapositiva</w:t>
       </w:r>
     </w:p>
     <w:p>
@@ -208,47 +211,131 @@
           <w:color w:val="4A4A49"/>
           <w:sz w:val="22"/>
         </w:rPr>
-        <w:t>Los diagramas se agrupan en dos grandes vistas. La vista estructural muestra de que esta hecho el sistema y no cambia con el tiempo: diagrama de clases, de objetos, de componentes y de despliegue. La vista de comportamiento muestra que pasa y en que orden: casos de uso, actividades, secuencia y maquina de estados. Un mismo sistema necesita las dos, igual que una casa necesita el plano de plantas y tambien el plano de instalaciones. En la practica profesional los que sobreviven son cinco: casos de uso para acordar el alcance con el cliente, clases para el modelo del dominio, secuencia para entender un flujo complicado paso a paso, actividades para procesos de negocio con decisiones, y despliegue cuando hay que explicar donde vive cada cosa. En VetCare vamos a usar clases hoy, casos de uso y secuencia mas adelante, y el resto se menciona para que sepan que existen. Aclaracion importante: los diagramas no reemplazan el documento de requisitos, lo dibujan; cada clase que aparezca hoy debe poder rastrearse a un RF o a una historia del backlog.</w:t>
+        <w:t xml:space="preserve">Todo lo que hay que decir </w:t>
       </w:r>
-    </w:p>
-    <w:p>
+      <w:r>
+        <w:rPr>
+          <w:b/>
+          <w:color w:val="4A4A49"/>
+          <w:sz w:val="22"/>
+        </w:rPr>
+        <w:t>esta proyectado</w:t>
+      </w:r>
       <w:r>
         <w:rPr>
           <w:b w:val="0"/>
           <w:color w:val="4A4A49"/>
           <w:sz w:val="22"/>
         </w:rPr>
-        <w:t>El diagrama de clases se dibuja con una caja de tres compartimentos: arriba el nombre de la clase en singular y con mayuscula inicial (Mascota, no mascotas), en el medio los atributos y abajo los metodos. Un atributo se escribe con visibilidad, nombre y tipo, por ejemplo -nombre: String o -fechaNacimiento: Date, donde el guion significa privado y el mas significa publico. Un metodo se escribe con su firma y su tipo de retorno, por ejemplo +calcularEdad(): int. Aqui hay que distinguir dos cosas que los estudiantes mezclan: el modelo de dominio, que solo tiene los conceptos del negocio y sus datos, y el modelo de diseno, que ya incluye clases tecnicas como controladores o repositorios. Hoy hacemos modelo de dominio, asi que en VetCare no aparece ninguna clase llamada MascotaDAO ni ConexionBD: aparecen Dueno, Mascota, Cita, Veterinario y Atencion, que son las cosas de las que habla el Dr. Ramirez cuando cuenta como funciona la clinica. Los metodos, en el modelo de dominio, son solo los que pertenecen naturalmente al concepto, como calcularEdad en Mascota.</w:t>
+        <w:t>. Esta seccion dice que subrayar en cada lamina, no repite su contenido.</w:t>
       </w:r>
     </w:p>
     <w:p>
+      <w:r>
+        <w:rPr>
+          <w:b/>
+          <w:color w:val="4A4A49"/>
+          <w:sz w:val="22"/>
+        </w:rPr>
+        <w:t>UML significa Lenguaje Unificado de Modelado y nacio en los anos...</w:t>
+      </w:r>
       <w:r>
         <w:rPr>
           <w:b w:val="0"/>
           <w:color w:val="4A4A49"/>
           <w:sz w:val="22"/>
         </w:rPr>
-        <w:t>Las lineas entre clases son la mitad del valor del diagrama. Una asociacion es una relacion estable entre dos conceptos y se dibuja con una linea recta, un nombre que se lee como frase (Dueno tiene Mascota) y, en cada extremo, una multiplicidad que responde cuantos: 1 exactamente uno, 0..1 opcional, 1..* uno o mas, 0..* cero o mas. En VetCare, Dueno 1 --- 0..* Mascota se lee un dueno puede tener cero o mas mascotas y una mascota pertenece a exactamente un dueno; ese 1 del lado del dueno es una decision de negocio que hay que confirmar con el cliente, no una suposicion. Cita relaciona a Mascota y a Veterinario, cada cita con exactamente una mascota y un veterinario, y cada veterinario con muchas citas. La composicion (rombo relleno) se usa cuando la parte no vive sin el todo: en VetCare las Atenciones de una Mascota son parte de su historia clinica y no tienen sentido si se elimina la ficha de la mascota. La agregacion (rombo vacio) se usa cuando la parte sobrevive por su cuenta, como un Veterinario que pertenece a una Sede pero sigue existiendo si la sede cierra. La herencia (triangulo) solo cuando hay un es-un verdadero, por ejemplo Persona con Dueno y Veterinario como especializaciones, decision que solo vale la pena si comparten varios atributos.</w:t>
+        <w:t xml:space="preserve"> — 6 vinetas.</w:t>
       </w:r>
     </w:p>
     <w:p>
+      <w:r>
+        <w:rPr>
+          <w:b/>
+          <w:color w:val="4A4A49"/>
+          <w:sz w:val="22"/>
+        </w:rPr>
+        <w:t>Los diagramas se agrupan en dos grandes vistas</w:t>
+      </w:r>
       <w:r>
         <w:rPr>
           <w:b w:val="0"/>
           <w:color w:val="4A4A49"/>
           <w:sz w:val="22"/>
         </w:rPr>
-        <w:t>El diagrama que dibujamos hoy no se queda en la clase: es la pieza que viaja mas lejos del Proyecto Integrador. De cada clase salen los campos del diccionario de datos y, mas adelante, las tablas de la base de datos: la clase Mascota con sus atributos se convierte en la tabla mascota, la asociacion 1 a 0..* se convierte en una llave foranea, y las multiplicidades muchos a muchos se convierten en una tabla intermedia. Para quien cursa tambien Programacion II, este diagrama es el mapa que le dice que clases crear y que atributos poner; para quien solo cursa Programacion II, es lo que recibe ya hecho y debe respetar; y para quien solo cursa Seminario, es el corazon del documento de diseno que se entrega al final junto con el prototipo navegable, una ruta completa y perfectamente valida donde el entregable profesional es el plano, no el ladrillo. Por eso el diagrama debe estar limpio: nombres en singular, sin atributos repetidos en dos clases, sin lineas sueltas y sin cajas que no correspondan a ningun requisito.</w:t>
+        <w:t xml:space="preserve"> — 8 vinetas.</w:t>
       </w:r>
     </w:p>
     <w:p>
+      <w:r>
+        <w:rPr>
+          <w:b/>
+          <w:color w:val="4A4A49"/>
+          <w:sz w:val="22"/>
+        </w:rPr>
+        <w:t>El diagrama de clases se dibuja con una caja de tres compartimentos:...</w:t>
+      </w:r>
       <w:r>
         <w:rPr>
           <w:b w:val="0"/>
           <w:color w:val="4A4A49"/>
           <w:sz w:val="22"/>
         </w:rPr>
-        <w:t>Error tipico del docente que no domina el tema: calificar el diagrama de clases por lo bonito y por el numero de cajas, sin leer una sola linea en voz alta. El docente que no domina UML deja pasar clases en plural o con nombres de tabla (tbl_mascotas), acepta atributos sin tipo, permite que la fecha de la cita este como atributo dentro de Mascota (con lo cual cada mascota solo podria tener una cita en toda su vida), no exige multiplicidades porque le parecen un detalle, y confunde asociacion con herencia poniendo un triangulo entre Dueno y Mascota como si una mascota fuera un tipo de dueno. Tambien es comun que llene el modelo de dominio de clases tecnicas como Login, Menu o Conexion, que no son conceptos del negocio de la clinica. El antidoto es una regla de sala: cada relacion se lee en voz alta como frase completa con sus dos multiplicidades, un dueno tiene cero o mas mascotas y una mascota pertenece a un dueno; si la frase suena absurda en la clinica Huellitas, el diagrama esta mal, por mas ordenado que se vea.</w:t>
+        <w:t xml:space="preserve"> — 6 vinetas.</w:t>
+      </w:r>
+    </w:p>
+    <w:p>
+      <w:r>
+        <w:rPr>
+          <w:b/>
+          <w:color w:val="4A4A49"/>
+          <w:sz w:val="22"/>
+        </w:rPr>
+        <w:t>Las lineas entre clases son la mitad del valor del diagrama (1/2)</w:t>
+      </w:r>
+      <w:r>
+        <w:rPr>
+          <w:b w:val="0"/>
+          <w:color w:val="4A4A49"/>
+          <w:sz w:val="22"/>
+        </w:rPr>
+        <w:t xml:space="preserve"> — 5 vinetas.</w:t>
+      </w:r>
+    </w:p>
+    <w:p>
+      <w:r>
+        <w:rPr>
+          <w:b/>
+          <w:color w:val="4A4A49"/>
+          <w:sz w:val="22"/>
+        </w:rPr>
+        <w:t>Las lineas entre clases son la mitad del valor del diagrama (2/2)</w:t>
+      </w:r>
+      <w:r>
+        <w:rPr>
+          <w:b w:val="0"/>
+          <w:color w:val="4A4A49"/>
+          <w:sz w:val="22"/>
+        </w:rPr>
+        <w:t xml:space="preserve"> — 3 vinetas.</w:t>
+      </w:r>
+    </w:p>
+    <w:p>
+      <w:r>
+        <w:rPr>
+          <w:b/>
+          <w:color w:val="4A4A49"/>
+          <w:sz w:val="22"/>
+        </w:rPr>
+        <w:t>El diagrama que dibujamos hoy no se queda en la clase: es la pieza que...</w:t>
+      </w:r>
+      <w:r>
+        <w:rPr>
+          <w:b w:val="0"/>
+          <w:color w:val="4A4A49"/>
+          <w:sz w:val="22"/>
+        </w:rPr>
+        <w:t xml:space="preserve"> — 6 vinetas.</w:t>
       </w:r>
     </w:p>
     <w:p>

--- a/Seminario de Sistemas/Kit docente/Clase 8/Guion Docente Clase 8 - Introduccion a UML.docx
+++ b/Seminario de Sistemas/Kit docente/Clase 8/Guion Docente Clase 8 - Introduccion a UML.docx
@@ -237,7 +237,7 @@
           <w:color w:val="4A4A49"/>
           <w:sz w:val="22"/>
         </w:rPr>
-        <w:t>UML significa Lenguaje Unificado de Modelado y nacio en los anos...</w:t>
+        <w:t>UML significa Lenguaje Unificado de Modelado y nacio en los anos... (1/2)</w:t>
       </w:r>
       <w:r>
         <w:rPr>
@@ -245,7 +245,25 @@
           <w:color w:val="4A4A49"/>
           <w:sz w:val="22"/>
         </w:rPr>
-        <w:t xml:space="preserve"> — 6 vinetas.</w:t>
+        <w:t xml:space="preserve"> — 4 vinetas.</w:t>
+      </w:r>
+    </w:p>
+    <w:p>
+      <w:r>
+        <w:rPr>
+          <w:b/>
+          <w:color w:val="4A4A49"/>
+          <w:sz w:val="22"/>
+        </w:rPr>
+        <w:t>UML significa Lenguaje Unificado de Modelado y nacio en los anos... (2/2)</w:t>
+      </w:r>
+      <w:r>
+        <w:rPr>
+          <w:b w:val="0"/>
+          <w:color w:val="4A4A49"/>
+          <w:sz w:val="22"/>
+        </w:rPr>
+        <w:t xml:space="preserve"> — 2 vinetas.</w:t>
       </w:r>
     </w:p>
     <w:p>
@@ -263,7 +281,46 @@
           <w:color w:val="4A4A49"/>
           <w:sz w:val="22"/>
         </w:rPr>
-        <w:t xml:space="preserve"> — 8 vinetas.</w:t>
+        <w:t xml:space="preserve"> — 5 vinetas.</w:t>
+      </w:r>
+    </w:p>
+    <w:p>
+      <w:pPr>
+        <w:pStyle w:val="ListBullet2"/>
+      </w:pPr>
+      <w:r>
+        <w:rPr>
+          <w:b w:val="0"/>
+          <w:color w:val="4A4A49"/>
+          <w:sz w:val="22"/>
+        </w:rPr>
+        <w:t>Los diagramas se agrupan en dos grandes vistas.</w:t>
+      </w:r>
+    </w:p>
+    <w:p>
+      <w:pPr>
+        <w:pStyle w:val="ListBullet2"/>
+      </w:pPr>
+      <w:r>
+        <w:rPr>
+          <w:b w:val="0"/>
+          <w:color w:val="4A4A49"/>
+          <w:sz w:val="22"/>
+        </w:rPr>
+        <w:t>Un mismo sistema necesita las dos, igual que una casa necesita el plano de plantas y tambien el plano de instalaciones.</w:t>
+      </w:r>
+    </w:p>
+    <w:p>
+      <w:pPr>
+        <w:pStyle w:val="ListBullet2"/>
+      </w:pPr>
+      <w:r>
+        <w:rPr>
+          <w:b w:val="0"/>
+          <w:color w:val="4A4A49"/>
+          <w:sz w:val="22"/>
+        </w:rPr>
+        <w:t>En VetCare vamos a usar clases hoy, casos de uso y secuencia mas adelante, y el resto se menciona para que sepan que existen.</w:t>
       </w:r>
     </w:p>
     <w:p>
@@ -273,7 +330,7 @@
           <w:color w:val="4A4A49"/>
           <w:sz w:val="22"/>
         </w:rPr>
-        <w:t>El diagrama de clases se dibuja con una caja de tres compartimentos:...</w:t>
+        <w:t>El diagrama de clases se dibuja con una caja de tres compartimentos:... (1/2)</w:t>
       </w:r>
       <w:r>
         <w:rPr>
@@ -281,7 +338,25 @@
           <w:color w:val="4A4A49"/>
           <w:sz w:val="22"/>
         </w:rPr>
-        <w:t xml:space="preserve"> — 6 vinetas.</w:t>
+        <w:t xml:space="preserve"> — 4 vinetas.</w:t>
+      </w:r>
+    </w:p>
+    <w:p>
+      <w:r>
+        <w:rPr>
+          <w:b/>
+          <w:color w:val="4A4A49"/>
+          <w:sz w:val="22"/>
+        </w:rPr>
+        <w:t>El diagrama de clases se dibuja con una caja de tres compartimentos:... (2/2)</w:t>
+      </w:r>
+      <w:r>
+        <w:rPr>
+          <w:b w:val="0"/>
+          <w:color w:val="4A4A49"/>
+          <w:sz w:val="22"/>
+        </w:rPr>
+        <w:t xml:space="preserve"> — 2 vinetas.</w:t>
       </w:r>
     </w:p>
     <w:p>
@@ -299,7 +374,20 @@
           <w:color w:val="4A4A49"/>
           <w:sz w:val="22"/>
         </w:rPr>
-        <w:t xml:space="preserve"> — 5 vinetas.</w:t>
+        <w:t xml:space="preserve"> — 4 vinetas.</w:t>
+      </w:r>
+    </w:p>
+    <w:p>
+      <w:pPr>
+        <w:pStyle w:val="ListBullet2"/>
+      </w:pPr>
+      <w:r>
+        <w:rPr>
+          <w:b w:val="0"/>
+          <w:color w:val="4A4A49"/>
+          <w:sz w:val="22"/>
+        </w:rPr>
+        <w:t>Cita relaciona a Mascota y a Veterinario, cada cita con exactamente una mascota y un veterinario, y cada veterinario con muchas citas.</w:t>
       </w:r>
     </w:p>
     <w:p>
@@ -335,7 +423,20 @@
           <w:color w:val="4A4A49"/>
           <w:sz w:val="22"/>
         </w:rPr>
-        <w:t xml:space="preserve"> — 6 vinetas.</w:t>
+        <w:t xml:space="preserve"> — 5 vinetas.</w:t>
+      </w:r>
+    </w:p>
+    <w:p>
+      <w:pPr>
+        <w:pStyle w:val="ListBullet2"/>
+      </w:pPr>
+      <w:r>
+        <w:rPr>
+          <w:b w:val="0"/>
+          <w:color w:val="4A4A49"/>
+          <w:sz w:val="22"/>
+        </w:rPr>
+        <w:t>Por eso el diagrama debe estar limpio: nombres en singular, sin atributos repetidos en dos clases, sin lineas sueltas y sin cajas que no correspondan a ningun requisito.</w:t>
       </w:r>
     </w:p>
     <w:p>

--- a/Seminario de Sistemas/Kit docente/Clase 8/Guion Docente Clase 8 - Introduccion a UML.docx
+++ b/Seminario de Sistemas/Kit docente/Clase 8/Guion Docente Clase 8 - Introduccion a UML.docx
@@ -437,6 +437,42 @@
           <w:sz w:val="22"/>
         </w:rPr>
         <w:t>Por eso el diagrama debe estar limpio: nombres en singular, sin atributos repetidos en dos clases, sin lineas sueltas y sin cajas que no correspondan a ningun requisito.</w:t>
+      </w:r>
+    </w:p>
+    <w:p>
+      <w:r>
+        <w:rPr>
+          <w:b/>
+          <w:color w:val="4A4A49"/>
+          <w:sz w:val="22"/>
+        </w:rPr>
+        <w:t>El diagrama de clases en Mermaid: la sintaxis completa</w:t>
+      </w:r>
+      <w:r>
+        <w:rPr>
+          <w:b w:val="0"/>
+          <w:color w:val="4A4A49"/>
+          <w:sz w:val="22"/>
+        </w:rPr>
+        <w:t xml:space="preserve"> — 19 vinetas.</w:t>
+      </w:r>
+    </w:p>
+    <w:p>
+      <w:r>
+        <w:rPr>
+          <w:b/>
+          <w:color w:val="4A4A49"/>
+          <w:sz w:val="22"/>
+        </w:rPr>
+        <w:t>Lo que NO es una clase del dominio</w:t>
+      </w:r>
+      <w:r>
+        <w:rPr>
+          <w:b w:val="0"/>
+          <w:color w:val="4A4A49"/>
+          <w:sz w:val="22"/>
+        </w:rPr>
+        <w:t xml:space="preserve"> — 12 vinetas.</w:t>
       </w:r>
     </w:p>
     <w:p>

--- a/Seminario de Sistemas/Kit docente/Clase 8/Guion Docente Clase 8 - Introduccion a UML.docx
+++ b/Seminario de Sistemas/Kit docente/Clase 8/Guion Docente Clase 8 - Introduccion a UML.docx
@@ -80,7 +80,7 @@
           <w:color w:val="4A4A49"/>
           <w:sz w:val="22"/>
         </w:rPr>
-        <w:t>Hoy avanzamos el PI en:</w:t>
+        <w:t>Avance del PI (si se hace la practica):</w:t>
       </w:r>
       <w:r>
         <w:rPr>
@@ -101,7 +101,7 @@
           <w:color w:val="4A4A49"/>
           <w:sz w:val="22"/>
         </w:rPr>
-        <w:t>Entregable de hoy:</w:t>
+        <w:t>Practica (opcional):</w:t>
       </w:r>
       <w:r>
         <w:rPr>
@@ -109,7 +109,24 @@
           <w:color w:val="4A4A49"/>
           <w:sz w:val="22"/>
         </w:rPr>
-        <w:t xml:space="preserve"> Diagrama de clases de VetCare hecho en draw.io, exportado a PNG y al archivo .drawio, con 5 clases, atributos tipados, metodos propios y 4 asociaciones con multiplicidad y nombre de rol, subido a ExamLab.</w:t>
+        <w:t xml:space="preserve"> </w:t>
+      </w:r>
+      <w:r>
+        <w:rPr>
+          <w:rFonts w:ascii="Consolas" w:hAnsi="Consolas"/>
+          <w:b w:val="0"/>
+          <w:color w:val="111111"/>
+          <w:sz w:val="21"/>
+        </w:rPr>
+        <w:t>Clases/Clase 8 - Introduccion a UML/Taller PI - Clase 8 - VetCare.docx</w:t>
+      </w:r>
+      <w:r>
+        <w:rPr>
+          <w:b w:val="0"/>
+          <w:color w:val="4A4A49"/>
+          <w:sz w:val="22"/>
+        </w:rPr>
+        <w:t xml:space="preserve"> — no esta en el deck</w:t>
       </w:r>
     </w:p>
     <w:p>
@@ -534,17 +551,7 @@
           <w:color w:val="4A4A49"/>
           <w:sz w:val="22"/>
         </w:rPr>
-        <w:t xml:space="preserve"> «Hoy avanzamos VetCare en: Queda listo el modelo de dominio de VetCare: el diagrama de clases con Dueno, Mascota, Cita, Veterinario y Atencion. La teoria es corta; el peso esta en</w:t>
-      </w:r>
-    </w:p>
-    <w:p>
-      <w:r>
-        <w:rPr>
-          <w:b w:val="0"/>
-          <w:color w:val="4A4A49"/>
-          <w:sz w:val="22"/>
-        </w:rPr>
-        <w:t>el taller del proyecto.»</w:t>
+        <w:t xml:space="preserve"> «Hoy el tema es: Introduccion a UML. Todo lo que vamos a ver esta en las laminas.»</w:t>
       </w:r>
     </w:p>
     <w:p>
@@ -577,7 +584,7 @@
           <w:color w:val="4A4A49"/>
           <w:sz w:val="22"/>
         </w:rPr>
-        <w:t>Cubrir el fundamento de arriba apoyandose en la slide «Teoria Core» y en la de codigo</w:t>
+        <w:t>Cubrir el fundamento de arriba apoyandose en las laminas de teoria (una por concepto)</w:t>
       </w:r>
     </w:p>
     <w:p>
@@ -587,7 +594,7 @@
           <w:color w:val="4A4A49"/>
           <w:sz w:val="22"/>
         </w:rPr>
-        <w:t>proyectable. Cada 8-10 min, amarrar al producto: «esto es lo que van a dejar hoy en VetCare».</w:t>
+        <w:t>y en las de codigo proyectable. Cada 8-10 min, amarrar al producto: «esto es lo que van a dejar hoy en VetCare».</w:t>
       </w:r>
     </w:p>
     <w:p>
@@ -672,7 +679,46 @@
           <w:color w:val="1A1C1D"/>
           <w:sz w:val="32"/>
         </w:rPr>
-        <w:t>60-105 · Taller guiado = avance del PI</w:t>
+        <w:t>60-105 · Practica guiada (OPCIONAL) = avance del PI</w:t>
+      </w:r>
+    </w:p>
+    <w:p>
+      <w:r>
+        <w:rPr>
+          <w:b w:val="0"/>
+          <w:color w:val="4A4A49"/>
+          <w:sz w:val="22"/>
+        </w:rPr>
+        <w:t>No hay laminas para esta franja: la guia es el archivo</w:t>
+      </w:r>
+    </w:p>
+    <w:p>
+      <w:r>
+        <w:rPr>
+          <w:rFonts w:ascii="Consolas" w:hAnsi="Consolas"/>
+          <w:b w:val="0"/>
+          <w:color w:val="111111"/>
+          <w:sz w:val="21"/>
+        </w:rPr>
+        <w:t>Clases/Clase 8 - Introduccion a UML/Taller PI - Clase 8 - VetCare.docx</w:t>
+      </w:r>
+      <w:r>
+        <w:rPr>
+          <w:b w:val="0"/>
+          <w:color w:val="4A4A49"/>
+          <w:sz w:val="22"/>
+        </w:rPr>
+        <w:t xml:space="preserve"> (compartirlo, no proyectarlo).</w:t>
+      </w:r>
+    </w:p>
+    <w:p>
+      <w:r>
+        <w:rPr>
+          <w:b w:val="0"/>
+          <w:color w:val="4A4A49"/>
+          <w:sz w:val="22"/>
+        </w:rPr>
+        <w:t>Si hoy no se hace, usar el tiempo para profundizar la teoria y la demo.</w:t>
       </w:r>
     </w:p>
     <w:p>
@@ -682,7 +728,7 @@
           <w:color w:val="4A4A49"/>
           <w:sz w:val="22"/>
         </w:rPr>
-        <w:t>Decir:</w:t>
+        <w:t>Decir (si se hace):</w:t>
       </w:r>
       <w:r>
         <w:rPr>
@@ -798,7 +844,7 @@
           <w:color w:val="1A1C1D"/>
           <w:sz w:val="32"/>
         </w:rPr>
-        <w:t>105-120 · Criterios de exito y cierre</w:t>
+        <w:t>105-120 · Sintesis y cierre</w:t>
       </w:r>
     </w:p>
     <w:p>
@@ -808,7 +854,7 @@
           <w:color w:val="4A4A49"/>
           <w:sz w:val="22"/>
         </w:rPr>
-        <w:t>Repasar el checklist de la slide de criterios.</w:t>
+        <w:t>Si hubo practica, repasar los criterios de exito del archivo del taller (no estan en el deck).</w:t>
       </w:r>
     </w:p>
     <w:p>
@@ -863,7 +909,7 @@
           <w:color w:val="4A4A49"/>
           <w:sz w:val="22"/>
         </w:rPr>
-        <w:t>Decir:</w:t>
+        <w:t>Decir (si hubo practica):</w:t>
       </w:r>
       <w:r>
         <w:rPr>

--- a/Seminario de Sistemas/Kit docente/Clase 8/Guion Docente Clase 8 - Introduccion a UML.docx
+++ b/Seminario de Sistemas/Kit docente/Clase 8/Guion Docente Clase 8 - Introduccion a UML.docx
@@ -337,7 +337,7 @@
           <w:color w:val="4A4A49"/>
           <w:sz w:val="22"/>
         </w:rPr>
-        <w:t>En VetCare vamos a usar clases hoy, casos de uso y secuencia mas adelante, y el resto se menciona para que sepan que existen.</w:t>
+        <w:t>En el sistema de la clinica vamos a usar clases hoy, casos de uso y secuencia mas adelante, y el resto se menciona para que sepan que existen.</w:t>
       </w:r>
     </w:p>
     <w:p>
@@ -373,7 +373,7 @@
           <w:color w:val="4A4A49"/>
           <w:sz w:val="22"/>
         </w:rPr>
-        <w:t xml:space="preserve"> — 2 vinetas.</w:t>
+        <w:t xml:space="preserve"> — 3 vinetas.</w:t>
       </w:r>
     </w:p>
     <w:p>

--- a/Seminario de Sistemas/Kit docente/Clase 8/Guion Docente Clase 8 - Introduccion a UML.docx
+++ b/Seminario de Sistemas/Kit docente/Clase 8/Guion Docente Clase 8 - Introduccion a UML.docx
@@ -337,7 +337,7 @@
           <w:color w:val="4A4A49"/>
           <w:sz w:val="22"/>
         </w:rPr>
-        <w:t>En el sistema de la clinica vamos a usar clases hoy, casos de uso y secuencia mas adelante, y el resto se menciona para que sepan que existen.</w:t>
+        <w:t>En la clinica vamos a usar clases hoy, casos de uso y secuencia mas adelante, y el resto se menciona para que sepan que existen.</w:t>
       </w:r>
     </w:p>
     <w:p>
@@ -373,7 +373,7 @@
           <w:color w:val="4A4A49"/>
           <w:sz w:val="22"/>
         </w:rPr>
-        <w:t xml:space="preserve"> — 3 vinetas.</w:t>
+        <w:t xml:space="preserve"> — 2 vinetas.</w:t>
       </w:r>
     </w:p>
     <w:p>

--- a/Seminario de Sistemas/Kit docente/Clase 8/Guion Docente Clase 8 - Introduccion a UML.docx
+++ b/Seminario de Sistemas/Kit docente/Clase 8/Guion Docente Clase 8 - Introduccion a UML.docx
@@ -254,7 +254,7 @@
           <w:color w:val="4A4A49"/>
           <w:sz w:val="22"/>
         </w:rPr>
-        <w:t>UML significa Lenguaje Unificado de Modelado y nacio en los anos... (1/2)</w:t>
+        <w:t>[Slide 4] Qué es UML</w:t>
       </w:r>
       <w:r>
         <w:rPr>
@@ -266,21 +266,94 @@
       </w:r>
     </w:p>
     <w:p>
-      <w:r>
-        <w:rPr>
-          <w:b/>
-          <w:color w:val="4A4A49"/>
-          <w:sz w:val="22"/>
-        </w:rPr>
-        <w:t>UML significa Lenguaje Unificado de Modelado y nacio en los anos... (2/2)</w:t>
-      </w:r>
+      <w:pPr>
+        <w:pStyle w:val="ListBullet2"/>
+      </w:pPr>
       <w:r>
         <w:rPr>
           <w:b w:val="0"/>
           <w:color w:val="4A4A49"/>
           <w:sz w:val="22"/>
         </w:rPr>
-        <w:t xml:space="preserve"> — 2 vinetas.</w:t>
+        <w:t>DESARROLLO (para explicarlo, no se proyecta):</w:t>
+      </w:r>
+    </w:p>
+    <w:p>
+      <w:pPr>
+        <w:pStyle w:val="ListBullet2"/>
+      </w:pPr>
+      <w:r>
+        <w:rPr>
+          <w:b w:val="0"/>
+          <w:color w:val="4A4A49"/>
+          <w:sz w:val="22"/>
+        </w:rPr>
+        <w:t>UML significa Lenguaje Unificado de Modelado y nacio en los anos noventa para resolver un problema muy concreto: tres personas leian la misma frase en espanol y entendian tres sistemas distintos.</w:t>
+      </w:r>
+    </w:p>
+    <w:p>
+      <w:pPr>
+        <w:pStyle w:val="ListBullet2"/>
+      </w:pPr>
+      <w:r>
+        <w:rPr>
+          <w:b w:val="0"/>
+          <w:color w:val="4A4A49"/>
+          <w:sz w:val="22"/>
+        </w:rPr>
+        <w:t>La especificacion tiene catorce tipos de diagrama, pero en la vida real de un analista se usan cuatro o cinco de forma constante y los demas se consultan cuando se necesitan; querer aprender los catorce es la manera mas rapida de no aprender ninguno.</w:t>
+      </w:r>
+    </w:p>
+    <w:p>
+      <w:pPr>
+        <w:pStyle w:val="ListBullet2"/>
+      </w:pPr>
+      <w:r>
+        <w:rPr>
+          <w:b w:val="0"/>
+          <w:color w:val="4A4A49"/>
+          <w:sz w:val="22"/>
+        </w:rPr>
+        <w:t>En la clinica, la frase un dueno puede tener varias mascotas parece clarisima hasta que alguien pregunta si una mascota puede tener dos duenos, si el dueno existe antes de registrar la mascota o si al borrar el dueno desaparece la mascota</w:t>
+      </w:r>
+    </w:p>
+    <w:p>
+      <w:pPr>
+        <w:pStyle w:val="ListBullet2"/>
+      </w:pPr>
+      <w:r>
+        <w:rPr>
+          <w:b w:val="0"/>
+          <w:color w:val="4A4A49"/>
+          <w:sz w:val="22"/>
+        </w:rPr>
+        <w:t>El diagrama contesta esas tres preguntas con dos numeros y una linea, y ahi es donde UML se gana el sueldo.</w:t>
+      </w:r>
+    </w:p>
+    <w:p>
+      <w:pPr>
+        <w:pStyle w:val="ListBullet2"/>
+      </w:pPr>
+      <w:r>
+        <w:rPr>
+          <w:b w:val="0"/>
+          <w:color w:val="4A4A49"/>
+          <w:sz w:val="22"/>
+        </w:rPr>
+        <w:t>NOTAS:</w:t>
+      </w:r>
+    </w:p>
+    <w:p>
+      <w:pPr>
+        <w:pStyle w:val="ListBullet2"/>
+      </w:pPr>
+      <w:r>
+        <w:rPr>
+          <w:b w:val="0"/>
+          <w:color w:val="4A4A49"/>
+          <w:sz w:val="22"/>
+        </w:rPr>
+        <w:t>Es un lenguaje grafico estandarizado, no un lenguaje de programacion y no una herramienta; usted puede dibujar UML valido en draw.io, en Mermaid o en el tablero con marcador, porque lo que esta normalizado es el significado de las cajas, las lineas y los numeros, no el programa donde se pintan.</w:t>
       </w:r>
     </w:p>
     <w:p>
@@ -290,7 +363,7 @@
           <w:color w:val="4A4A49"/>
           <w:sz w:val="22"/>
         </w:rPr>
-        <w:t>Los diagramas se agrupan en dos grandes vistas</w:t>
+        <w:t>[Slide 5] Vista estructural y vista de comportamiento</w:t>
       </w:r>
       <w:r>
         <w:rPr>
@@ -298,7 +371,72 @@
           <w:color w:val="4A4A49"/>
           <w:sz w:val="22"/>
         </w:rPr>
-        <w:t xml:space="preserve"> — 5 vinetas.</w:t>
+        <w:t xml:space="preserve"> — 4 vinetas.</w:t>
+      </w:r>
+    </w:p>
+    <w:p>
+      <w:pPr>
+        <w:pStyle w:val="ListBullet2"/>
+      </w:pPr>
+      <w:r>
+        <w:rPr>
+          <w:b w:val="0"/>
+          <w:color w:val="4A4A49"/>
+          <w:sz w:val="22"/>
+        </w:rPr>
+        <w:t>DESARROLLO (para explicarlo, no se proyecta):</w:t>
+      </w:r>
+    </w:p>
+    <w:p>
+      <w:pPr>
+        <w:pStyle w:val="ListBullet2"/>
+      </w:pPr>
+      <w:r>
+        <w:rPr>
+          <w:b w:val="0"/>
+          <w:color w:val="4A4A49"/>
+          <w:sz w:val="22"/>
+        </w:rPr>
+        <w:t>La vista estructural muestra de que esta hecho el sistema y no cambia con el tiempo: diagrama de clases, de objetos, de componentes y de despliegue.</w:t>
+      </w:r>
+    </w:p>
+    <w:p>
+      <w:pPr>
+        <w:pStyle w:val="ListBullet2"/>
+      </w:pPr>
+      <w:r>
+        <w:rPr>
+          <w:b w:val="0"/>
+          <w:color w:val="4A4A49"/>
+          <w:sz w:val="22"/>
+        </w:rPr>
+        <w:t>La vista de comportamiento muestra que pasa y en que orden: casos de uso, actividades, secuencia y maquina de estados.</w:t>
+      </w:r>
+    </w:p>
+    <w:p>
+      <w:pPr>
+        <w:pStyle w:val="ListBullet2"/>
+      </w:pPr>
+      <w:r>
+        <w:rPr>
+          <w:b w:val="0"/>
+          <w:color w:val="4A4A49"/>
+          <w:sz w:val="22"/>
+        </w:rPr>
+        <w:t>Aclaracion importante: los diagramas no reemplazan el documento de requisitos, lo dibujan; cada clase que aparezca hoy debe poder rastrearse a un RF o a una historia del backlog.</w:t>
+      </w:r>
+    </w:p>
+    <w:p>
+      <w:pPr>
+        <w:pStyle w:val="ListBullet2"/>
+      </w:pPr>
+      <w:r>
+        <w:rPr>
+          <w:b w:val="0"/>
+          <w:color w:val="4A4A49"/>
+          <w:sz w:val="22"/>
+        </w:rPr>
+        <w:t>NOTAS:</w:t>
       </w:r>
     </w:p>
     <w:p>
@@ -337,6 +475,19 @@
           <w:color w:val="4A4A49"/>
           <w:sz w:val="22"/>
         </w:rPr>
+        <w:t>En la practica profesional los que sobreviven son cinco: casos de uso para acordar el alcance con el cliente, clases para el modelo del dominio, secuencia para entender un flujo complicado paso a paso, actividades para procesos de negocio con decisiones, y despliegue cuando hay que explicar donde vive cada cosa.</w:t>
+      </w:r>
+    </w:p>
+    <w:p>
+      <w:pPr>
+        <w:pStyle w:val="ListBullet2"/>
+      </w:pPr>
+      <w:r>
+        <w:rPr>
+          <w:b w:val="0"/>
+          <w:color w:val="4A4A49"/>
+          <w:sz w:val="22"/>
+        </w:rPr>
         <w:t>En la clinica vamos a usar clases hoy, casos de uso y secuencia mas adelante, y el resto se menciona para que sepan que existen.</w:t>
       </w:r>
     </w:p>
@@ -347,7 +498,7 @@
           <w:color w:val="4A4A49"/>
           <w:sz w:val="22"/>
         </w:rPr>
-        <w:t>El diagrama de clases se dibuja con una caja de tres compartimentos:... (1/2)</w:t>
+        <w:t>[Slide 6] La clase: tres compartimentos</w:t>
       </w:r>
       <w:r>
         <w:rPr>
@@ -359,21 +510,94 @@
       </w:r>
     </w:p>
     <w:p>
-      <w:r>
-        <w:rPr>
-          <w:b/>
-          <w:color w:val="4A4A49"/>
-          <w:sz w:val="22"/>
-        </w:rPr>
-        <w:t>El diagrama de clases se dibuja con una caja de tres compartimentos:... (2/2)</w:t>
-      </w:r>
+      <w:pPr>
+        <w:pStyle w:val="ListBullet2"/>
+      </w:pPr>
       <w:r>
         <w:rPr>
           <w:b w:val="0"/>
           <w:color w:val="4A4A49"/>
           <w:sz w:val="22"/>
         </w:rPr>
-        <w:t xml:space="preserve"> — 2 vinetas.</w:t>
+        <w:t>DESARROLLO (para explicarlo, no se proyecta):</w:t>
+      </w:r>
+    </w:p>
+    <w:p>
+      <w:pPr>
+        <w:pStyle w:val="ListBullet2"/>
+      </w:pPr>
+      <w:r>
+        <w:rPr>
+          <w:b w:val="0"/>
+          <w:color w:val="4A4A49"/>
+          <w:sz w:val="22"/>
+        </w:rPr>
+        <w:t>El diagrama de clases se dibuja con una caja de tres compartimentos: arriba el nombre de la clase en singular y con mayuscula inicial (Mascota, no mascotas), en el medio los atributos y abajo los metodos.</w:t>
+      </w:r>
+    </w:p>
+    <w:p>
+      <w:pPr>
+        <w:pStyle w:val="ListBullet2"/>
+      </w:pPr>
+      <w:r>
+        <w:rPr>
+          <w:b w:val="0"/>
+          <w:color w:val="4A4A49"/>
+          <w:sz w:val="22"/>
+        </w:rPr>
+        <w:t>Un atributo se escribe con visibilidad, nombre y tipo, por ejemplo -nombre: String o -fechaNacimiento: Date, donde el guion significa privado y el mas significa publico.</w:t>
+      </w:r>
+    </w:p>
+    <w:p>
+      <w:pPr>
+        <w:pStyle w:val="ListBullet2"/>
+      </w:pPr>
+      <w:r>
+        <w:rPr>
+          <w:b w:val="0"/>
+          <w:color w:val="4A4A49"/>
+          <w:sz w:val="22"/>
+        </w:rPr>
+        <w:t>Un metodo se escribe con su firma y su tipo de retorno, por ejemplo +calcularEdad(): int.</w:t>
+      </w:r>
+    </w:p>
+    <w:p>
+      <w:pPr>
+        <w:pStyle w:val="ListBullet2"/>
+      </w:pPr>
+      <w:r>
+        <w:rPr>
+          <w:b w:val="0"/>
+          <w:color w:val="4A4A49"/>
+          <w:sz w:val="22"/>
+        </w:rPr>
+        <w:t>Aqui hay que distinguir dos cosas que los estudiantes mezclan: el modelo de dominio, que solo tiene los conceptos del negocio y sus datos, y el modelo de diseno, que ya incluye clases tecnicas como controladores o repositorios.</w:t>
+      </w:r>
+    </w:p>
+    <w:p>
+      <w:pPr>
+        <w:pStyle w:val="ListBullet2"/>
+      </w:pPr>
+      <w:r>
+        <w:rPr>
+          <w:b w:val="0"/>
+          <w:color w:val="4A4A49"/>
+          <w:sz w:val="22"/>
+        </w:rPr>
+        <w:t>Hoy hacemos modelo de dominio, asi que en la clinica no aparece ninguna clase llamada MascotaDAO ni ConexionBD: aparecen Dueno, Mascota, Cita, Veterinario y Atencion, que son las cosas de las que habla el Dr. Ramirez cuando cuenta como funciona la clinica.</w:t>
+      </w:r>
+    </w:p>
+    <w:p>
+      <w:pPr>
+        <w:pStyle w:val="ListBullet2"/>
+      </w:pPr>
+      <w:r>
+        <w:rPr>
+          <w:b w:val="0"/>
+          <w:color w:val="4A4A49"/>
+          <w:sz w:val="22"/>
+        </w:rPr>
+        <w:t>Los metodos, en el modelo de dominio, son solo los que pertenecen naturalmente al concepto, como calcularEdad en Mascota.</w:t>
       </w:r>
     </w:p>
     <w:p>
@@ -383,7 +607,61 @@
           <w:color w:val="4A4A49"/>
           <w:sz w:val="22"/>
         </w:rPr>
-        <w:t>Las lineas entre clases son la mitad del valor del diagrama (1/2)</w:t>
+        <w:t>[Slide 7] El diagrama de clases en Mermaid</w:t>
+      </w:r>
+      <w:r>
+        <w:rPr>
+          <w:b w:val="0"/>
+          <w:color w:val="4A4A49"/>
+          <w:sz w:val="22"/>
+        </w:rPr>
+        <w:t xml:space="preserve"> — 19 vinetas.</w:t>
+      </w:r>
+    </w:p>
+    <w:p>
+      <w:r>
+        <w:rPr>
+          <w:b/>
+          <w:color w:val="4A4A49"/>
+          <w:sz w:val="22"/>
+        </w:rPr>
+        <w:t>[Slide 8] Lo que NO es una clase del dominio</w:t>
+      </w:r>
+      <w:r>
+        <w:rPr>
+          <w:b w:val="0"/>
+          <w:color w:val="4A4A49"/>
+          <w:sz w:val="22"/>
+        </w:rPr>
+        <w:t xml:space="preserve"> — 15 vinetas.</w:t>
+      </w:r>
+    </w:p>
+    <w:p>
+      <w:r>
+        <w:rPr>
+          <w:b/>
+          <w:color w:val="4A4A49"/>
+          <w:sz w:val="22"/>
+        </w:rPr>
+        <w:t>[Slide 9] Modelo de dominio completo en Mermaid</w:t>
+      </w:r>
+      <w:r>
+        <w:rPr>
+          <w:b w:val="0"/>
+          <w:color w:val="4A4A49"/>
+          <w:sz w:val="22"/>
+        </w:rPr>
+        <w:t xml:space="preserve"> — 31 vinetas.</w:t>
+      </w:r>
+    </w:p>
+    <w:p>
+      <w:r>
+        <w:rPr>
+          <w:b/>
+          <w:color w:val="4A4A49"/>
+          <w:sz w:val="22"/>
+        </w:rPr>
+        <w:t>[Slide 10] Asociaciones y multiplicidades</w:t>
       </w:r>
       <w:r>
         <w:rPr>
@@ -392,6 +670,123 @@
           <w:sz w:val="22"/>
         </w:rPr>
         <w:t xml:space="preserve"> — 4 vinetas.</w:t>
+      </w:r>
+    </w:p>
+    <w:p>
+      <w:pPr>
+        <w:pStyle w:val="ListBullet2"/>
+      </w:pPr>
+      <w:r>
+        <w:rPr>
+          <w:b w:val="0"/>
+          <w:color w:val="4A4A49"/>
+          <w:sz w:val="22"/>
+        </w:rPr>
+        <w:t>DESARROLLO (para explicarlo, no se proyecta):</w:t>
+      </w:r>
+    </w:p>
+    <w:p>
+      <w:pPr>
+        <w:pStyle w:val="ListBullet2"/>
+      </w:pPr>
+      <w:r>
+        <w:rPr>
+          <w:b w:val="0"/>
+          <w:color w:val="4A4A49"/>
+          <w:sz w:val="22"/>
+        </w:rPr>
+        <w:t>Las lineas entre clases son la mitad del valor del diagrama.</w:t>
+      </w:r>
+    </w:p>
+    <w:p>
+      <w:pPr>
+        <w:pStyle w:val="ListBullet2"/>
+      </w:pPr>
+      <w:r>
+        <w:rPr>
+          <w:b w:val="0"/>
+          <w:color w:val="4A4A49"/>
+          <w:sz w:val="22"/>
+        </w:rPr>
+        <w:t>Una asociacion es una relacion estable entre dos conceptos y se dibuja con una linea recta, un nombre que se lee como frase (Dueno tiene Mascota) y</w:t>
+      </w:r>
+    </w:p>
+    <w:p>
+      <w:pPr>
+        <w:pStyle w:val="ListBullet2"/>
+      </w:pPr>
+      <w:r>
+        <w:rPr>
+          <w:b w:val="0"/>
+          <w:color w:val="4A4A49"/>
+          <w:sz w:val="22"/>
+        </w:rPr>
+        <w:t>En cada extremo, una multiplicidad que responde cuantos: 1 exactamente uno, 0..1 opcional, 1..* uno o mas, 0..* cero o mas.</w:t>
+      </w:r>
+    </w:p>
+    <w:p>
+      <w:pPr>
+        <w:pStyle w:val="ListBullet2"/>
+      </w:pPr>
+      <w:r>
+        <w:rPr>
+          <w:b w:val="0"/>
+          <w:color w:val="4A4A49"/>
+          <w:sz w:val="22"/>
+        </w:rPr>
+        <w:t>En la clinica, Dueno 1 --- 0..* Mascota se lee un dueno puede tener cero o mas mascotas y una mascota pertenece a exactamente un dueno; ese 1 del lado del dueno es una decision de negocio que hay que confirmar con el cliente, no una suposicion.</w:t>
+      </w:r>
+    </w:p>
+    <w:p>
+      <w:pPr>
+        <w:pStyle w:val="ListBullet2"/>
+      </w:pPr>
+      <w:r>
+        <w:rPr>
+          <w:b w:val="0"/>
+          <w:color w:val="4A4A49"/>
+          <w:sz w:val="22"/>
+        </w:rPr>
+        <w:t>La composicion (rombo relleno) se usa cuando la parte no vive sin el todo: en la clinica las Atenciones de una Mascota son parte de su historia clinica y no tienen sentido si se elimina la ficha de la mascota.</w:t>
+      </w:r>
+    </w:p>
+    <w:p>
+      <w:pPr>
+        <w:pStyle w:val="ListBullet2"/>
+      </w:pPr>
+      <w:r>
+        <w:rPr>
+          <w:b w:val="0"/>
+          <w:color w:val="4A4A49"/>
+          <w:sz w:val="22"/>
+        </w:rPr>
+        <w:t>La agregacion (rombo vacio) se usa cuando la parte sobrevive por su cuenta, como un Veterinario que pertenece a una Sede pero sigue existiendo si la sede cierra.</w:t>
+      </w:r>
+    </w:p>
+    <w:p>
+      <w:pPr>
+        <w:pStyle w:val="ListBullet2"/>
+      </w:pPr>
+      <w:r>
+        <w:rPr>
+          <w:b w:val="0"/>
+          <w:color w:val="4A4A49"/>
+          <w:sz w:val="22"/>
+        </w:rPr>
+        <w:t>La herencia (triangulo) solo cuando hay un es-un verdadero, por ejemplo Persona con Dueno y Veterinario como especializaciones, decision que solo vale la pena si comparten varios atributos.</w:t>
+      </w:r>
+    </w:p>
+    <w:p>
+      <w:pPr>
+        <w:pStyle w:val="ListBullet2"/>
+      </w:pPr>
+      <w:r>
+        <w:rPr>
+          <w:b w:val="0"/>
+          <w:color w:val="4A4A49"/>
+          <w:sz w:val="22"/>
+        </w:rPr>
+        <w:t>NOTAS:</w:t>
       </w:r>
     </w:p>
     <w:p>
@@ -414,7 +809,7 @@
           <w:color w:val="4A4A49"/>
           <w:sz w:val="22"/>
         </w:rPr>
-        <w:t>Las lineas entre clases son la mitad del valor del diagrama (2/2)</w:t>
+        <w:t>[Slide 11] Del diagrama de clases a la base de datos</w:t>
       </w:r>
       <w:r>
         <w:rPr>
@@ -422,25 +817,98 @@
           <w:color w:val="4A4A49"/>
           <w:sz w:val="22"/>
         </w:rPr>
-        <w:t xml:space="preserve"> — 3 vinetas.</w:t>
+        <w:t xml:space="preserve"> — 4 vinetas.</w:t>
       </w:r>
     </w:p>
     <w:p>
-      <w:r>
-        <w:rPr>
-          <w:b/>
-          <w:color w:val="4A4A49"/>
-          <w:sz w:val="22"/>
-        </w:rPr>
-        <w:t>El diagrama que dibujamos hoy no se queda en la clase: es la pieza que...</w:t>
-      </w:r>
+      <w:pPr>
+        <w:pStyle w:val="ListBullet2"/>
+      </w:pPr>
       <w:r>
         <w:rPr>
           <w:b w:val="0"/>
           <w:color w:val="4A4A49"/>
           <w:sz w:val="22"/>
         </w:rPr>
-        <w:t xml:space="preserve"> — 5 vinetas.</w:t>
+        <w:t>DESARROLLO (para explicarlo, no se proyecta):</w:t>
+      </w:r>
+    </w:p>
+    <w:p>
+      <w:pPr>
+        <w:pStyle w:val="ListBullet2"/>
+      </w:pPr>
+      <w:r>
+        <w:rPr>
+          <w:b w:val="0"/>
+          <w:color w:val="4A4A49"/>
+          <w:sz w:val="22"/>
+        </w:rPr>
+        <w:t>El diagrama que dibujamos hoy no se queda en la clase: es la pieza que viaja mas lejos del proyecto.</w:t>
+      </w:r>
+    </w:p>
+    <w:p>
+      <w:pPr>
+        <w:pStyle w:val="ListBullet2"/>
+      </w:pPr>
+      <w:r>
+        <w:rPr>
+          <w:b w:val="0"/>
+          <w:color w:val="4A4A49"/>
+          <w:sz w:val="22"/>
+        </w:rPr>
+        <w:t>De cada clase salen los campos del diccionario de datos y, mas adelante, las tablas de la base de datos: la clase Mascota con sus atributos se convierte en la tabla mascota, la asociacion 1 a 0..* se convierte en una llave foranea</w:t>
+      </w:r>
+    </w:p>
+    <w:p>
+      <w:pPr>
+        <w:pStyle w:val="ListBullet2"/>
+      </w:pPr>
+      <w:r>
+        <w:rPr>
+          <w:b w:val="0"/>
+          <w:color w:val="4A4A49"/>
+          <w:sz w:val="22"/>
+        </w:rPr>
+        <w:t>Y las multiplicidades muchos a muchos se convierten en una tabla intermedia.</w:t>
+      </w:r>
+    </w:p>
+    <w:p>
+      <w:pPr>
+        <w:pStyle w:val="ListBullet2"/>
+      </w:pPr>
+      <w:r>
+        <w:rPr>
+          <w:b w:val="0"/>
+          <w:color w:val="4A4A49"/>
+          <w:sz w:val="22"/>
+        </w:rPr>
+        <w:t>Para quien cursa tambien Programacion II, este diagrama es el mapa que le dice que clases crear y que atributos poner; para quien solo cursa Programacion II, es lo que recibe ya hecho y debe respetar</w:t>
+      </w:r>
+    </w:p>
+    <w:p>
+      <w:pPr>
+        <w:pStyle w:val="ListBullet2"/>
+      </w:pPr>
+      <w:r>
+        <w:rPr>
+          <w:b w:val="0"/>
+          <w:color w:val="4A4A49"/>
+          <w:sz w:val="22"/>
+        </w:rPr>
+        <w:t>Y para quien solo cursa Seminario, es el corazon del documento de diseno que se entrega al final junto con el prototipo navegable, una ruta completa y perfectamente valida donde el producto profesional es el plano, no el ladrillo.</w:t>
+      </w:r>
+    </w:p>
+    <w:p>
+      <w:pPr>
+        <w:pStyle w:val="ListBullet2"/>
+      </w:pPr>
+      <w:r>
+        <w:rPr>
+          <w:b w:val="0"/>
+          <w:color w:val="4A4A49"/>
+          <w:sz w:val="22"/>
+        </w:rPr>
+        <w:t>NOTAS:</w:t>
       </w:r>
     </w:p>
     <w:p>
@@ -454,42 +922,6 @@
           <w:sz w:val="22"/>
         </w:rPr>
         <w:t>Por eso el diagrama debe estar limpio: nombres en singular, sin atributos repetidos en dos clases, sin lineas sueltas y sin cajas que no correspondan a ningun requisito.</w:t>
-      </w:r>
-    </w:p>
-    <w:p>
-      <w:r>
-        <w:rPr>
-          <w:b/>
-          <w:color w:val="4A4A49"/>
-          <w:sz w:val="22"/>
-        </w:rPr>
-        <w:t>El diagrama de clases en Mermaid: la sintaxis completa</w:t>
-      </w:r>
-      <w:r>
-        <w:rPr>
-          <w:b w:val="0"/>
-          <w:color w:val="4A4A49"/>
-          <w:sz w:val="22"/>
-        </w:rPr>
-        <w:t xml:space="preserve"> — 19 vinetas.</w:t>
-      </w:r>
-    </w:p>
-    <w:p>
-      <w:r>
-        <w:rPr>
-          <w:b/>
-          <w:color w:val="4A4A49"/>
-          <w:sz w:val="22"/>
-        </w:rPr>
-        <w:t>Lo que NO es una clase del dominio</w:t>
-      </w:r>
-      <w:r>
-        <w:rPr>
-          <w:b w:val="0"/>
-          <w:color w:val="4A4A49"/>
-          <w:sz w:val="22"/>
-        </w:rPr>
-        <w:t xml:space="preserve"> — 12 vinetas.</w:t>
       </w:r>
     </w:p>
     <w:p>

--- a/Seminario de Sistemas/Kit docente/Clase 8/Guion Docente Clase 8 - Introduccion a UML.docx
+++ b/Seminario de Sistemas/Kit docente/Clase 8/Guion Docente Clase 8 - Introduccion a UML.docx
@@ -615,7 +615,7 @@
           <w:color w:val="4A4A49"/>
           <w:sz w:val="22"/>
         </w:rPr>
-        <w:t xml:space="preserve"> — 19 vinetas.</w:t>
+        <w:t xml:space="preserve"> — 16 vinetas.</w:t>
       </w:r>
     </w:p>
     <w:p>
@@ -633,7 +633,7 @@
           <w:color w:val="4A4A49"/>
           <w:sz w:val="22"/>
         </w:rPr>
-        <w:t xml:space="preserve"> — 15 vinetas.</w:t>
+        <w:t xml:space="preserve"> — 7 vinetas.</w:t>
       </w:r>
     </w:p>
     <w:p>
@@ -651,7 +651,7 @@
           <w:color w:val="4A4A49"/>
           <w:sz w:val="22"/>
         </w:rPr>
-        <w:t xml:space="preserve"> — 31 vinetas.</w:t>
+        <w:t xml:space="preserve"> — 19 vinetas.</w:t>
       </w:r>
     </w:p>
     <w:p>
